--- a/Exercises/Day52-03-JS LoanEMI.docx
+++ b/Exercises/Day52-03-JS LoanEMI.docx
@@ -116,33 +116,15 @@
         <w:spacing w:after="0"/>
       </w:pPr>
       <w:r>
-        <w:t xml:space="preserve">            </w:t>
-      </w:r>
-      <w:r>
-        <w:t>&lt;th&gt;</w:t>
-      </w:r>
-      <w:r>
-        <w:t>SNO</w:t>
-      </w:r>
-      <w:r>
-        <w:t>&lt;/th&gt;</w:t>
-      </w:r>
-    </w:p>
-    <w:p>
-      <w:pPr>
-        <w:spacing w:after="0"/>
-      </w:pPr>
-      <w:r>
-        <w:t xml:space="preserve">            </w:t>
-      </w:r>
-      <w:r>
-        <w:t>&lt;th&gt;</w:t>
-      </w:r>
-      <w:r>
-        <w:t>Loan Left</w:t>
-      </w:r>
-      <w:r>
-        <w:t>&lt;/th</w:t>
+        <w:t xml:space="preserve">            &lt;th&gt;SNO&lt;/th&gt;</w:t>
+      </w:r>
+    </w:p>
+    <w:p>
+      <w:pPr>
+        <w:spacing w:after="0"/>
+      </w:pPr>
+      <w:r>
+        <w:t xml:space="preserve">            &lt;th&gt;Loan Left&lt;/th</w:t>
       </w:r>
       <w:r>
         <w:t>&gt;</w:t>
@@ -242,7 +224,7 @@
           <w:noProof/>
         </w:rPr>
         <w:drawing>
-          <wp:inline distT="0" distB="0" distL="0" distR="0" wp14:anchorId="28376555" wp14:editId="7C028D62">
+          <wp:inline distT="0" distB="0" distL="0" distR="0" wp14:anchorId="28376555" wp14:editId="796A5CA3">
             <wp:extent cx="5731510" cy="2112010"/>
             <wp:effectExtent l="0" t="0" r="2540" b="2540"/>
             <wp:docPr id="478717444" name="Picture 1"/>
@@ -257,7 +239,7 @@
                     <pic:cNvPicPr/>
                   </pic:nvPicPr>
                   <pic:blipFill>
-                    <a:blip r:embed="rId4" cstate="print">
+                    <a:blip r:embed="rId5" cstate="print">
                       <a:extLst>
                         <a:ext uri="{28A0092B-C50C-407E-A947-70E740481C1C}">
                           <a14:useLocalDpi xmlns:a14="http://schemas.microsoft.com/office/drawing/2010/main" val="0"/>
@@ -289,6 +271,298 @@
         <w:spacing w:after="0"/>
       </w:pPr>
     </w:p>
+    <w:p>
+      <w:pPr>
+        <w:spacing w:after="0"/>
+        <w:rPr>
+          <w:b/>
+          <w:bCs/>
+        </w:rPr>
+      </w:pPr>
+      <w:r>
+        <w:rPr>
+          <w:b/>
+          <w:bCs/>
+        </w:rPr>
+        <w:t>2. The Math (Logic)</w:t>
+      </w:r>
+    </w:p>
+    <w:p>
+      <w:pPr>
+        <w:spacing w:after="0"/>
+      </w:pPr>
+      <w:r>
+        <w:t>To calculate the fixed Monthly Installment (EMI), use the standard formula:</w:t>
+      </w:r>
+    </w:p>
+    <w:p>
+      <w:pPr>
+        <w:spacing w:after="0"/>
+      </w:pPr>
+      <w:r>
+        <w:t>EMI = P \times r \times \frac{(1 + r)^n}{((1 + r)^n - 1)}</w:t>
+      </w:r>
+    </w:p>
+    <w:p>
+      <w:pPr>
+        <w:numPr>
+          <w:ilvl w:val="0"/>
+          <w:numId w:val="1"/>
+        </w:numPr>
+        <w:spacing w:after="0"/>
+      </w:pPr>
+      <w:r>
+        <w:t>P = Principal (Loan Amount)</w:t>
+      </w:r>
+    </w:p>
+    <w:p>
+      <w:pPr>
+        <w:numPr>
+          <w:ilvl w:val="0"/>
+          <w:numId w:val="1"/>
+        </w:numPr>
+        <w:spacing w:after="0"/>
+      </w:pPr>
+      <w:r>
+        <w:t>r = Monthly Interest Rate (Annual Rate / 12 / 100)</w:t>
+      </w:r>
+    </w:p>
+    <w:p>
+      <w:pPr>
+        <w:numPr>
+          <w:ilvl w:val="0"/>
+          <w:numId w:val="1"/>
+        </w:numPr>
+        <w:spacing w:after="0"/>
+      </w:pPr>
+      <w:r>
+        <w:t>n = Number of months</w:t>
+      </w:r>
+    </w:p>
+    <w:p>
+      <w:pPr>
+        <w:spacing w:after="0"/>
+      </w:pPr>
+      <w:r>
+        <w:pict w14:anchorId="066153B1">
+          <v:rect id="_x0000_i1031" style="width:0;height:1.5pt" o:hralign="center" o:hrstd="t" o:hr="t" fillcolor="#a0a0a0" stroked="f"/>
+        </w:pict>
+      </w:r>
+    </w:p>
+    <w:p>
+      <w:pPr>
+        <w:spacing w:after="0"/>
+        <w:rPr>
+          <w:b/>
+          <w:bCs/>
+        </w:rPr>
+      </w:pPr>
+      <w:r>
+        <w:rPr>
+          <w:b/>
+          <w:bCs/>
+        </w:rPr>
+        <w:t>3. The JavaScript Tasks</w:t>
+      </w:r>
+    </w:p>
+    <w:p>
+      <w:pPr>
+        <w:spacing w:after="0"/>
+        <w:rPr>
+          <w:b/>
+          <w:bCs/>
+        </w:rPr>
+      </w:pPr>
+      <w:r>
+        <w:rPr>
+          <w:b/>
+          <w:bCs/>
+        </w:rPr>
+        <w:t>Task A: Data Retrieval &amp; Conversion</w:t>
+      </w:r>
+    </w:p>
+    <w:p>
+      <w:pPr>
+        <w:spacing w:after="0"/>
+      </w:pPr>
+      <w:r>
+        <w:t xml:space="preserve">Use parseFloat() to grab the values. Convert the </w:t>
+      </w:r>
+      <w:r>
+        <w:rPr>
+          <w:b/>
+          <w:bCs/>
+        </w:rPr>
+        <w:t>Annual %</w:t>
+      </w:r>
+      <w:r>
+        <w:t xml:space="preserve"> into a </w:t>
+      </w:r>
+      <w:r>
+        <w:rPr>
+          <w:b/>
+          <w:bCs/>
+        </w:rPr>
+        <w:t>Monthly Decimal</w:t>
+      </w:r>
+      <w:r>
+        <w:t>.</w:t>
+      </w:r>
+    </w:p>
+    <w:p>
+      <w:pPr>
+        <w:spacing w:after="0"/>
+      </w:pPr>
+      <w:r>
+        <w:rPr>
+          <w:i/>
+          <w:iCs/>
+        </w:rPr>
+        <w:t>Example:</w:t>
+      </w:r>
+      <w:r>
+        <w:t xml:space="preserve"> 8.5% annual becomes 0.085 / 12 = 0.007083 monthly.</w:t>
+      </w:r>
+    </w:p>
+    <w:p>
+      <w:pPr>
+        <w:spacing w:after="0"/>
+        <w:rPr>
+          <w:b/>
+          <w:bCs/>
+        </w:rPr>
+      </w:pPr>
+    </w:p>
+    <w:p>
+      <w:pPr>
+        <w:spacing w:after="0"/>
+        <w:rPr>
+          <w:b/>
+          <w:bCs/>
+        </w:rPr>
+      </w:pPr>
+      <w:r>
+        <w:rPr>
+          <w:b/>
+          <w:bCs/>
+        </w:rPr>
+        <w:lastRenderedPageBreak/>
+        <w:t>Task B: The EMI Calculation</w:t>
+      </w:r>
+    </w:p>
+    <w:p>
+      <w:pPr>
+        <w:spacing w:after="0"/>
+      </w:pPr>
+      <w:r>
+        <w:t>Use Math.pow() to handle the exponents in the formula above.</w:t>
+      </w:r>
+    </w:p>
+    <w:p>
+      <w:pPr>
+        <w:spacing w:after="0"/>
+        <w:rPr>
+          <w:b/>
+          <w:bCs/>
+        </w:rPr>
+      </w:pPr>
+      <w:r>
+        <w:rPr>
+          <w:b/>
+          <w:bCs/>
+        </w:rPr>
+        <w:t>Task C: The Amortization Loop</w:t>
+      </w:r>
+    </w:p>
+    <w:p>
+      <w:pPr>
+        <w:spacing w:after="0"/>
+      </w:pPr>
+      <w:r>
+        <w:t>Create a for loop that runs from 1 to months. Inside the loop:</w:t>
+      </w:r>
+    </w:p>
+    <w:p>
+      <w:pPr>
+        <w:numPr>
+          <w:ilvl w:val="0"/>
+          <w:numId w:val="2"/>
+        </w:numPr>
+        <w:spacing w:after="0"/>
+      </w:pPr>
+      <w:r>
+        <w:rPr>
+          <w:b/>
+          <w:bCs/>
+        </w:rPr>
+        <w:t>Calculate Interest:</w:t>
+      </w:r>
+      <w:r>
+        <w:t xml:space="preserve"> CurrentBalance \times MonthlyRate.</w:t>
+      </w:r>
+    </w:p>
+    <w:p>
+      <w:pPr>
+        <w:numPr>
+          <w:ilvl w:val="0"/>
+          <w:numId w:val="2"/>
+        </w:numPr>
+        <w:spacing w:after="0"/>
+      </w:pPr>
+      <w:r>
+        <w:rPr>
+          <w:b/>
+          <w:bCs/>
+        </w:rPr>
+        <w:t>Calculate Principal:</w:t>
+      </w:r>
+      <w:r>
+        <w:t xml:space="preserve"> EMI - Interest.</w:t>
+      </w:r>
+    </w:p>
+    <w:p>
+      <w:pPr>
+        <w:numPr>
+          <w:ilvl w:val="0"/>
+          <w:numId w:val="2"/>
+        </w:numPr>
+        <w:spacing w:after="0"/>
+      </w:pPr>
+      <w:r>
+        <w:rPr>
+          <w:b/>
+          <w:bCs/>
+        </w:rPr>
+        <w:t>Update Balance:</w:t>
+      </w:r>
+      <w:r>
+        <w:t xml:space="preserve"> CurrentBalance - PrincipalPaid.</w:t>
+      </w:r>
+    </w:p>
+    <w:p>
+      <w:pPr>
+        <w:numPr>
+          <w:ilvl w:val="0"/>
+          <w:numId w:val="2"/>
+        </w:numPr>
+        <w:spacing w:after="0"/>
+      </w:pPr>
+      <w:r>
+        <w:rPr>
+          <w:b/>
+          <w:bCs/>
+        </w:rPr>
+        <w:t>Format:</w:t>
+      </w:r>
+      <w:r>
+        <w:t xml:space="preserve"> Use .toFixed(2) for all currency displays.</w:t>
+      </w:r>
+    </w:p>
+    <w:p>
+      <w:pPr>
+        <w:spacing w:after="0"/>
+      </w:pPr>
+    </w:p>
     <w:sectPr>
       <w:pgSz w:w="11906" w:h="16838"/>
       <w:pgMar w:top="1440" w:right="1440" w:bottom="1440" w:left="1440" w:header="708" w:footer="708" w:gutter="0"/>
@@ -297,6 +571,279 @@
     </w:sectPr>
   </w:body>
 </w:document>
+</file>
+
+<file path=word/numbering.xml><?xml version="1.0" encoding="utf-8"?>
+<w:numbering xmlns:wpc="http://schemas.microsoft.com/office/word/2010/wordprocessingCanvas" xmlns:cx="http://schemas.microsoft.com/office/drawing/2014/chartex" xmlns:cx1="http://schemas.microsoft.com/office/drawing/2015/9/8/chartex" xmlns:cx2="http://schemas.microsoft.com/office/drawing/2015/10/21/chartex" xmlns:cx3="http://schemas.microsoft.com/office/drawing/2016/5/9/chartex" xmlns:cx4="http://schemas.microsoft.com/office/drawing/2016/5/10/chartex" xmlns:cx5="http://schemas.microsoft.com/office/drawing/2016/5/11/chartex" xmlns:cx6="http://schemas.microsoft.com/office/drawing/2016/5/12/chartex" xmlns:cx7="http://schemas.microsoft.com/office/drawing/2016/5/13/chartex" xmlns:cx8="http://schemas.microsoft.com/office/drawing/2016/5/14/chartex" xmlns:mc="http://schemas.openxmlformats.org/markup-compatibility/2006" xmlns:aink="http://schemas.microsoft.com/office/drawing/2016/ink" xmlns:am3d="http://schemas.microsoft.com/office/drawing/2017/model3d" xmlns:o="urn:schemas-microsoft-com:office:office" xmlns:oel="http://schemas.microsoft.com/office/2019/extlst" xmlns:r="http://schemas.openxmlformats.org/officeDocument/2006/relationships" xmlns:m="http://schemas.openxmlformats.org/officeDocument/2006/math" xmlns:v="urn:schemas-microsoft-com:vml" xmlns:wp14="http://schemas.microsoft.com/office/word/2010/wordprocessingDrawing" xmlns:wp="http://schemas.openxmlformats.org/drawingml/2006/wordprocessingDrawing" xmlns:w10="urn:schemas-microsoft-com:office:word" xmlns:w="http://schemas.openxmlformats.org/wordprocessingml/2006/main" xmlns:w14="http://schemas.microsoft.com/office/word/2010/wordml" xmlns:w15="http://schemas.microsoft.com/office/word/2012/wordml" xmlns:w16cex="http://schemas.microsoft.com/office/word/2018/wordml/cex" xmlns:w16cid="http://schemas.microsoft.com/office/word/2016/wordml/cid" xmlns:w16="http://schemas.microsoft.com/office/word/2018/wordml" xmlns:w16du="http://schemas.microsoft.com/office/word/2023/wordml/word16du" xmlns:w16sdtdh="http://schemas.microsoft.com/office/word/2020/wordml/sdtdatahash" xmlns:w16sdtfl="http://schemas.microsoft.com/office/word/2024/wordml/sdtformatlock" xmlns:w16se="http://schemas.microsoft.com/office/word/2015/wordml/symex" xmlns:wpg="http://schemas.microsoft.com/office/word/2010/wordprocessingGroup" xmlns:wpi="http://schemas.microsoft.com/office/word/2010/wordprocessingInk" xmlns:wne="http://schemas.microsoft.com/office/word/2006/wordml" xmlns:wps="http://schemas.microsoft.com/office/word/2010/wordprocessingShape" mc:Ignorable="w14 w15 w16se w16cid w16 w16cex w16sdtdh w16sdtfl w16du wp14">
+  <w:abstractNum w:abstractNumId="0" w15:restartNumberingAfterBreak="0">
+    <w:nsid w:val="2D887A7D"/>
+    <w:multiLevelType w:val="multilevel"/>
+    <w:tmpl w:val="D36EB37E"/>
+    <w:lvl w:ilvl="0">
+      <w:start w:val="1"/>
+      <w:numFmt w:val="decimal"/>
+      <w:lvlText w:val="%1."/>
+      <w:lvlJc w:val="left"/>
+      <w:pPr>
+        <w:tabs>
+          <w:tab w:val="num" w:pos="720"/>
+        </w:tabs>
+        <w:ind w:left="720" w:hanging="360"/>
+      </w:pPr>
+    </w:lvl>
+    <w:lvl w:ilvl="1" w:tentative="1">
+      <w:start w:val="1"/>
+      <w:numFmt w:val="decimal"/>
+      <w:lvlText w:val="%2."/>
+      <w:lvlJc w:val="left"/>
+      <w:pPr>
+        <w:tabs>
+          <w:tab w:val="num" w:pos="1440"/>
+        </w:tabs>
+        <w:ind w:left="1440" w:hanging="360"/>
+      </w:pPr>
+    </w:lvl>
+    <w:lvl w:ilvl="2" w:tentative="1">
+      <w:start w:val="1"/>
+      <w:numFmt w:val="decimal"/>
+      <w:lvlText w:val="%3."/>
+      <w:lvlJc w:val="left"/>
+      <w:pPr>
+        <w:tabs>
+          <w:tab w:val="num" w:pos="2160"/>
+        </w:tabs>
+        <w:ind w:left="2160" w:hanging="360"/>
+      </w:pPr>
+    </w:lvl>
+    <w:lvl w:ilvl="3" w:tentative="1">
+      <w:start w:val="1"/>
+      <w:numFmt w:val="decimal"/>
+      <w:lvlText w:val="%4."/>
+      <w:lvlJc w:val="left"/>
+      <w:pPr>
+        <w:tabs>
+          <w:tab w:val="num" w:pos="2880"/>
+        </w:tabs>
+        <w:ind w:left="2880" w:hanging="360"/>
+      </w:pPr>
+    </w:lvl>
+    <w:lvl w:ilvl="4" w:tentative="1">
+      <w:start w:val="1"/>
+      <w:numFmt w:val="decimal"/>
+      <w:lvlText w:val="%5."/>
+      <w:lvlJc w:val="left"/>
+      <w:pPr>
+        <w:tabs>
+          <w:tab w:val="num" w:pos="3600"/>
+        </w:tabs>
+        <w:ind w:left="3600" w:hanging="360"/>
+      </w:pPr>
+    </w:lvl>
+    <w:lvl w:ilvl="5" w:tentative="1">
+      <w:start w:val="1"/>
+      <w:numFmt w:val="decimal"/>
+      <w:lvlText w:val="%6."/>
+      <w:lvlJc w:val="left"/>
+      <w:pPr>
+        <w:tabs>
+          <w:tab w:val="num" w:pos="4320"/>
+        </w:tabs>
+        <w:ind w:left="4320" w:hanging="360"/>
+      </w:pPr>
+    </w:lvl>
+    <w:lvl w:ilvl="6" w:tentative="1">
+      <w:start w:val="1"/>
+      <w:numFmt w:val="decimal"/>
+      <w:lvlText w:val="%7."/>
+      <w:lvlJc w:val="left"/>
+      <w:pPr>
+        <w:tabs>
+          <w:tab w:val="num" w:pos="5040"/>
+        </w:tabs>
+        <w:ind w:left="5040" w:hanging="360"/>
+      </w:pPr>
+    </w:lvl>
+    <w:lvl w:ilvl="7" w:tentative="1">
+      <w:start w:val="1"/>
+      <w:numFmt w:val="decimal"/>
+      <w:lvlText w:val="%8."/>
+      <w:lvlJc w:val="left"/>
+      <w:pPr>
+        <w:tabs>
+          <w:tab w:val="num" w:pos="5760"/>
+        </w:tabs>
+        <w:ind w:left="5760" w:hanging="360"/>
+      </w:pPr>
+    </w:lvl>
+    <w:lvl w:ilvl="8" w:tentative="1">
+      <w:start w:val="1"/>
+      <w:numFmt w:val="decimal"/>
+      <w:lvlText w:val="%9."/>
+      <w:lvlJc w:val="left"/>
+      <w:pPr>
+        <w:tabs>
+          <w:tab w:val="num" w:pos="6480"/>
+        </w:tabs>
+        <w:ind w:left="6480" w:hanging="360"/>
+      </w:pPr>
+    </w:lvl>
+  </w:abstractNum>
+  <w:abstractNum w:abstractNumId="1" w15:restartNumberingAfterBreak="0">
+    <w:nsid w:val="4CC554E5"/>
+    <w:multiLevelType w:val="multilevel"/>
+    <w:tmpl w:val="2B523192"/>
+    <w:lvl w:ilvl="0">
+      <w:start w:val="1"/>
+      <w:numFmt w:val="bullet"/>
+      <w:lvlText w:val=""/>
+      <w:lvlJc w:val="left"/>
+      <w:pPr>
+        <w:tabs>
+          <w:tab w:val="num" w:pos="720"/>
+        </w:tabs>
+        <w:ind w:left="720" w:hanging="360"/>
+      </w:pPr>
+      <w:rPr>
+        <w:rFonts w:ascii="Symbol" w:hAnsi="Symbol" w:hint="default"/>
+        <w:sz w:val="20"/>
+      </w:rPr>
+    </w:lvl>
+    <w:lvl w:ilvl="1" w:tentative="1">
+      <w:start w:val="1"/>
+      <w:numFmt w:val="bullet"/>
+      <w:lvlText w:val="o"/>
+      <w:lvlJc w:val="left"/>
+      <w:pPr>
+        <w:tabs>
+          <w:tab w:val="num" w:pos="1440"/>
+        </w:tabs>
+        <w:ind w:left="1440" w:hanging="360"/>
+      </w:pPr>
+      <w:rPr>
+        <w:rFonts w:ascii="Courier New" w:hAnsi="Courier New" w:hint="default"/>
+        <w:sz w:val="20"/>
+      </w:rPr>
+    </w:lvl>
+    <w:lvl w:ilvl="2" w:tentative="1">
+      <w:start w:val="1"/>
+      <w:numFmt w:val="bullet"/>
+      <w:lvlText w:val=""/>
+      <w:lvlJc w:val="left"/>
+      <w:pPr>
+        <w:tabs>
+          <w:tab w:val="num" w:pos="2160"/>
+        </w:tabs>
+        <w:ind w:left="2160" w:hanging="360"/>
+      </w:pPr>
+      <w:rPr>
+        <w:rFonts w:ascii="Wingdings" w:hAnsi="Wingdings" w:hint="default"/>
+        <w:sz w:val="20"/>
+      </w:rPr>
+    </w:lvl>
+    <w:lvl w:ilvl="3" w:tentative="1">
+      <w:start w:val="1"/>
+      <w:numFmt w:val="bullet"/>
+      <w:lvlText w:val=""/>
+      <w:lvlJc w:val="left"/>
+      <w:pPr>
+        <w:tabs>
+          <w:tab w:val="num" w:pos="2880"/>
+        </w:tabs>
+        <w:ind w:left="2880" w:hanging="360"/>
+      </w:pPr>
+      <w:rPr>
+        <w:rFonts w:ascii="Wingdings" w:hAnsi="Wingdings" w:hint="default"/>
+        <w:sz w:val="20"/>
+      </w:rPr>
+    </w:lvl>
+    <w:lvl w:ilvl="4" w:tentative="1">
+      <w:start w:val="1"/>
+      <w:numFmt w:val="bullet"/>
+      <w:lvlText w:val=""/>
+      <w:lvlJc w:val="left"/>
+      <w:pPr>
+        <w:tabs>
+          <w:tab w:val="num" w:pos="3600"/>
+        </w:tabs>
+        <w:ind w:left="3600" w:hanging="360"/>
+      </w:pPr>
+      <w:rPr>
+        <w:rFonts w:ascii="Wingdings" w:hAnsi="Wingdings" w:hint="default"/>
+        <w:sz w:val="20"/>
+      </w:rPr>
+    </w:lvl>
+    <w:lvl w:ilvl="5" w:tentative="1">
+      <w:start w:val="1"/>
+      <w:numFmt w:val="bullet"/>
+      <w:lvlText w:val=""/>
+      <w:lvlJc w:val="left"/>
+      <w:pPr>
+        <w:tabs>
+          <w:tab w:val="num" w:pos="4320"/>
+        </w:tabs>
+        <w:ind w:left="4320" w:hanging="360"/>
+      </w:pPr>
+      <w:rPr>
+        <w:rFonts w:ascii="Wingdings" w:hAnsi="Wingdings" w:hint="default"/>
+        <w:sz w:val="20"/>
+      </w:rPr>
+    </w:lvl>
+    <w:lvl w:ilvl="6" w:tentative="1">
+      <w:start w:val="1"/>
+      <w:numFmt w:val="bullet"/>
+      <w:lvlText w:val=""/>
+      <w:lvlJc w:val="left"/>
+      <w:pPr>
+        <w:tabs>
+          <w:tab w:val="num" w:pos="5040"/>
+        </w:tabs>
+        <w:ind w:left="5040" w:hanging="360"/>
+      </w:pPr>
+      <w:rPr>
+        <w:rFonts w:ascii="Wingdings" w:hAnsi="Wingdings" w:hint="default"/>
+        <w:sz w:val="20"/>
+      </w:rPr>
+    </w:lvl>
+    <w:lvl w:ilvl="7" w:tentative="1">
+      <w:start w:val="1"/>
+      <w:numFmt w:val="bullet"/>
+      <w:lvlText w:val=""/>
+      <w:lvlJc w:val="left"/>
+      <w:pPr>
+        <w:tabs>
+          <w:tab w:val="num" w:pos="5760"/>
+        </w:tabs>
+        <w:ind w:left="5760" w:hanging="360"/>
+      </w:pPr>
+      <w:rPr>
+        <w:rFonts w:ascii="Wingdings" w:hAnsi="Wingdings" w:hint="default"/>
+        <w:sz w:val="20"/>
+      </w:rPr>
+    </w:lvl>
+    <w:lvl w:ilvl="8" w:tentative="1">
+      <w:start w:val="1"/>
+      <w:numFmt w:val="bullet"/>
+      <w:lvlText w:val=""/>
+      <w:lvlJc w:val="left"/>
+      <w:pPr>
+        <w:tabs>
+          <w:tab w:val="num" w:pos="6480"/>
+        </w:tabs>
+        <w:ind w:left="6480" w:hanging="360"/>
+      </w:pPr>
+      <w:rPr>
+        <w:rFonts w:ascii="Wingdings" w:hAnsi="Wingdings" w:hint="default"/>
+        <w:sz w:val="20"/>
+      </w:rPr>
+    </w:lvl>
+  </w:abstractNum>
+  <w:num w:numId="1" w16cid:durableId="13114417">
+    <w:abstractNumId w:val="1"/>
+  </w:num>
+  <w:num w:numId="2" w16cid:durableId="1314213879">
+    <w:abstractNumId w:val="0"/>
+  </w:num>
+</w:numbering>
 </file>
 
 <file path=word/styles.xml><?xml version="1.0" encoding="utf-8"?>
